--- a/mps-nivel-c/oficial/04_registros/AASP_CNJ/PCP-AASPCNJ01-001_Documento-de-Design.docx
+++ b/mps-nivel-c/oficial/04_registros/AASP_CNJ/PCP-AASPCNJ01-001_Documento-de-Design.docx
@@ -3736,7 +3736,7 @@
                 <w:i w:val="0"/>
                 <w:sz w:val="20"/>
               </w:rPr>
-              <w:t>Raony</w:t>
+              <w:t>Raony Chagas</w:t>
             </w:r>
           </w:p>
         </w:tc>
@@ -3853,7 +3853,7 @@
                 <w:i w:val="0"/>
                 <w:sz w:val="20"/>
               </w:rPr>
-              <w:t>Cézar / Raony</w:t>
+              <w:t>Cézar / Raony Chagas</w:t>
             </w:r>
           </w:p>
         </w:tc>

--- a/mps-nivel-c/oficial/04_registros/AASP_CNJ/PCP-AASPCNJ01-001_Documento-de-Design.docx
+++ b/mps-nivel-c/oficial/04_registros/AASP_CNJ/PCP-AASPCNJ01-001_Documento-de-Design.docx
@@ -394,7 +394,7 @@
                 <w:i w:val="0"/>
                 <w:sz w:val="20"/>
               </w:rPr>
-              <w:t>Cézar (Arquiteto) · Abraão Oliveira (GP / Tech Lead)</w:t>
+              <w:t>Cézar Hiraki (Arquiteto) · Abraão Oliveira (GP / Tech Lead)</w:t>
             </w:r>
           </w:p>
         </w:tc>
@@ -3853,7 +3853,7 @@
                 <w:i w:val="0"/>
                 <w:sz w:val="20"/>
               </w:rPr>
-              <w:t>Cézar / Raony Chagas</w:t>
+              <w:t>Cézar Hiraki / Raony Chagas</w:t>
             </w:r>
           </w:p>
         </w:tc>

--- a/mps-nivel-c/oficial/04_registros/AASP_CNJ/PCP-AASPCNJ01-001_Documento-de-Design.docx
+++ b/mps-nivel-c/oficial/04_registros/AASP_CNJ/PCP-AASPCNJ01-001_Documento-de-Design.docx
@@ -394,7 +394,7 @@
                 <w:i w:val="0"/>
                 <w:sz w:val="20"/>
               </w:rPr>
-              <w:t>Cézar Hiraki (Arquiteto) · Abraão Oliveira (GP / Tech Lead)</w:t>
+              <w:t>Cezar Hiraki Velazquez (Arquiteto) · Cezar Hiraki Velazquez (GP / Tech Lead)</w:t>
             </w:r>
           </w:p>
         </w:tc>
@@ -3853,7 +3853,7 @@
                 <w:i w:val="0"/>
                 <w:sz w:val="20"/>
               </w:rPr>
-              <w:t>Cézar Hiraki / Raony Chagas</w:t>
+              <w:t>Cezar Hiraki Velazquez / Raony Chagas</w:t>
             </w:r>
           </w:p>
         </w:tc>
@@ -4202,6 +4202,392 @@
         <w:spacing w:before="0" w:after="160"/>
       </w:pPr>
     </w:p>
+    <w:p>
+      <w:pPr>
+        <w:pStyle w:val="Heading1"/>
+        <w:keepNext/>
+        <w:keepLines/>
+        <w:pBdr>
+          <w:bottom w:val="single" w:sz="4" w:space="2" w:color="D6E4F0"/>
+        </w:pBdr>
+      </w:pPr>
+      <w:r>
+        <w:t>Evidências</w:t>
+      </w:r>
+    </w:p>
+    <w:p>
+      <w:pPr>
+        <w:pStyle w:val="ListBullet"/>
+        <w:spacing w:before="20" w:after="40"/>
+      </w:pPr>
+      <w:r>
+        <w:rPr>
+          <w:rFonts w:ascii="Courier New" w:hAnsi="Courier New"/>
+          <w:b w:val="0"/>
+          <w:i w:val="0"/>
+          <w:color w:val="333333"/>
+          <w:sz w:val="20"/>
+        </w:rPr>
+        <w:t>cnj_arquitetura.svg</w:t>
+      </w:r>
+      <w:r>
+        <w:rPr>
+          <w:rFonts w:ascii="Calibri" w:hAnsi="Calibri"/>
+          <w:b w:val="0"/>
+          <w:i w:val="0"/>
+          <w:sz w:val="22"/>
+        </w:rPr>
+        <w:t xml:space="preserve"> — Arquitetura da solução (WorkerAndamentos / DataJud-CNJ)</w:t>
+      </w:r>
+    </w:p>
+    <w:p>
+      <w:pPr>
+        <w:pStyle w:val="ListBullet"/>
+        <w:spacing w:before="20" w:after="40"/>
+      </w:pPr>
+      <w:r>
+        <w:rPr>
+          <w:rFonts w:ascii="Courier New" w:hAnsi="Courier New"/>
+          <w:b w:val="0"/>
+          <w:i w:val="0"/>
+          <w:color w:val="333333"/>
+          <w:sz w:val="20"/>
+        </w:rPr>
+        <w:t>ProcessoCapturaSchema.png</w:t>
+      </w:r>
+      <w:r>
+        <w:rPr>
+          <w:rFonts w:ascii="Calibri" w:hAnsi="Calibri"/>
+          <w:b w:val="0"/>
+          <w:i w:val="0"/>
+          <w:sz w:val="22"/>
+        </w:rPr>
+        <w:t xml:space="preserve"> — Modelo de dados — ProcessoCaptura (CodigoFonteAPI)</w:t>
+      </w:r>
+    </w:p>
+    <w:p>
+      <w:pPr>
+        <w:pStyle w:val="ListBullet"/>
+        <w:spacing w:before="20" w:after="40"/>
+      </w:pPr>
+      <w:r>
+        <w:rPr>
+          <w:rFonts w:ascii="Courier New" w:hAnsi="Courier New"/>
+          <w:b w:val="0"/>
+          <w:i w:val="0"/>
+          <w:color w:val="333333"/>
+          <w:sz w:val="20"/>
+        </w:rPr>
+        <w:t>ProcessoCapturaLoginSchema.png</w:t>
+      </w:r>
+      <w:r>
+        <w:rPr>
+          <w:rFonts w:ascii="Calibri" w:hAnsi="Calibri"/>
+          <w:b w:val="0"/>
+          <w:i w:val="0"/>
+          <w:sz w:val="22"/>
+        </w:rPr>
+        <w:t xml:space="preserve"> — Modelo de dados — ProcessoCapturaLogin (Observacao/Segredo)</w:t>
+      </w:r>
+    </w:p>
+    <w:p>
+      <w:pPr>
+        <w:pStyle w:val="ListBullet"/>
+        <w:spacing w:before="20" w:after="40"/>
+      </w:pPr>
+      <w:r>
+        <w:rPr>
+          <w:rFonts w:ascii="Courier New" w:hAnsi="Courier New"/>
+          <w:b w:val="0"/>
+          <w:i w:val="0"/>
+          <w:color w:val="333333"/>
+          <w:sz w:val="20"/>
+        </w:rPr>
+        <w:t>ProcessoCapturaMovimentacaoStatuSchema.png</w:t>
+      </w:r>
+      <w:r>
+        <w:rPr>
+          <w:rFonts w:ascii="Calibri" w:hAnsi="Calibri"/>
+          <w:b w:val="0"/>
+          <w:i w:val="0"/>
+          <w:sz w:val="22"/>
+        </w:rPr>
+        <w:t xml:space="preserve"> — Modelo de dados — ProcessoCapturaMovimentacaoStatus</w:t>
+      </w:r>
+    </w:p>
+    <w:p>
+      <w:pPr>
+        <w:pStyle w:val="ListBullet"/>
+        <w:spacing w:before="20" w:after="40"/>
+      </w:pPr>
+      <w:r>
+        <w:rPr>
+          <w:rFonts w:ascii="Courier New" w:hAnsi="Courier New"/>
+          <w:b w:val="0"/>
+          <w:i w:val="0"/>
+          <w:color w:val="333333"/>
+          <w:sz w:val="20"/>
+        </w:rPr>
+        <w:t>FonteApiSchema.png</w:t>
+      </w:r>
+      <w:r>
+        <w:rPr>
+          <w:rFonts w:ascii="Calibri" w:hAnsi="Calibri"/>
+          <w:b w:val="0"/>
+          <w:i w:val="0"/>
+          <w:sz w:val="22"/>
+        </w:rPr>
+        <w:t xml:space="preserve"> — Modelo de dados — Fonte/CodigoFonteAPI</w:t>
+      </w:r>
+    </w:p>
+    <w:p>
+      <w:pPr>
+        <w:pStyle w:val="ListBullet"/>
+        <w:spacing w:before="20" w:after="40"/>
+      </w:pPr>
+      <w:r>
+        <w:rPr>
+          <w:rFonts w:ascii="Courier New" w:hAnsi="Courier New"/>
+          <w:b w:val="0"/>
+          <w:i w:val="0"/>
+          <w:color w:val="333333"/>
+          <w:sz w:val="20"/>
+        </w:rPr>
+        <w:t>pcp-roteamento-codigofonteapi.png</w:t>
+      </w:r>
+      <w:r>
+        <w:rPr>
+          <w:rFonts w:ascii="Calibri" w:hAnsi="Calibri"/>
+          <w:b w:val="0"/>
+          <w:i w:val="0"/>
+          <w:sz w:val="22"/>
+        </w:rPr>
+        <w:t xml:space="preserve"> — Roteamento de fonte por CodigoFonteAPI</w:t>
+      </w:r>
+    </w:p>
+    <w:p>
+      <w:pPr>
+        <w:pStyle w:val="Heading1"/>
+      </w:pPr>
+      <w:r>
+        <w:t>Evidências (anexos)</w:t>
+      </w:r>
+    </w:p>
+    <w:p>
+      <w:r>
+        <w:t>Arquitetura da solução (WorkerAndamentos / DataJud-CNJ)</w:t>
+      </w:r>
+    </w:p>
+    <w:p>
+      <w:r>
+        <w:t>[anexo não-imagem: cnj_arquitetura.svg — ver pasta evidencias/]</w:t>
+      </w:r>
+    </w:p>
+    <w:p>
+      <w:r>
+        <w:t>Modelo de dados — ProcessoCaptura (CodigoFonteAPI)</w:t>
+      </w:r>
+    </w:p>
+    <w:p>
+      <w:r>
+        <w:drawing>
+          <wp:inline xmlns:a="http://schemas.openxmlformats.org/drawingml/2006/main" xmlns:pic="http://schemas.openxmlformats.org/drawingml/2006/picture">
+            <wp:extent cx="5400000" cy="3797118"/>
+            <wp:docPr id="1" name="Picture 1"/>
+            <wp:cNvGraphicFramePr>
+              <a:graphicFrameLocks noChangeAspect="1"/>
+            </wp:cNvGraphicFramePr>
+            <a:graphic>
+              <a:graphicData uri="http://schemas.openxmlformats.org/drawingml/2006/picture">
+                <pic:pic>
+                  <pic:nvPicPr>
+                    <pic:cNvPr id="0" name="ProcessoCapturaSchema.png"/>
+                    <pic:cNvPicPr/>
+                  </pic:nvPicPr>
+                  <pic:blipFill>
+                    <a:blip r:embed="rId13"/>
+                    <a:stretch>
+                      <a:fillRect/>
+                    </a:stretch>
+                  </pic:blipFill>
+                  <pic:spPr>
+                    <a:xfrm>
+                      <a:off x="0" y="0"/>
+                      <a:ext cx="5400000" cy="3797118"/>
+                    </a:xfrm>
+                    <a:prstGeom prst="rect"/>
+                  </pic:spPr>
+                </pic:pic>
+              </a:graphicData>
+            </a:graphic>
+          </wp:inline>
+        </w:drawing>
+      </w:r>
+    </w:p>
+    <w:p>
+      <w:r>
+        <w:t>Modelo de dados — ProcessoCapturaLogin (Observacao/Segredo)</w:t>
+      </w:r>
+    </w:p>
+    <w:p>
+      <w:r>
+        <w:drawing>
+          <wp:inline xmlns:a="http://schemas.openxmlformats.org/drawingml/2006/main" xmlns:pic="http://schemas.openxmlformats.org/drawingml/2006/picture">
+            <wp:extent cx="5400000" cy="2677437"/>
+            <wp:docPr id="2" name="Picture 2"/>
+            <wp:cNvGraphicFramePr>
+              <a:graphicFrameLocks noChangeAspect="1"/>
+            </wp:cNvGraphicFramePr>
+            <a:graphic>
+              <a:graphicData uri="http://schemas.openxmlformats.org/drawingml/2006/picture">
+                <pic:pic>
+                  <pic:nvPicPr>
+                    <pic:cNvPr id="0" name="ProcessoCapturaLoginSchema.png"/>
+                    <pic:cNvPicPr/>
+                  </pic:nvPicPr>
+                  <pic:blipFill>
+                    <a:blip r:embed="rId14"/>
+                    <a:stretch>
+                      <a:fillRect/>
+                    </a:stretch>
+                  </pic:blipFill>
+                  <pic:spPr>
+                    <a:xfrm>
+                      <a:off x="0" y="0"/>
+                      <a:ext cx="5400000" cy="2677437"/>
+                    </a:xfrm>
+                    <a:prstGeom prst="rect"/>
+                  </pic:spPr>
+                </pic:pic>
+              </a:graphicData>
+            </a:graphic>
+          </wp:inline>
+        </w:drawing>
+      </w:r>
+    </w:p>
+    <w:p>
+      <w:r>
+        <w:t>Modelo de dados — ProcessoCapturaMovimentacaoStatus</w:t>
+      </w:r>
+    </w:p>
+    <w:p>
+      <w:r>
+        <w:drawing>
+          <wp:inline xmlns:a="http://schemas.openxmlformats.org/drawingml/2006/main" xmlns:pic="http://schemas.openxmlformats.org/drawingml/2006/picture">
+            <wp:extent cx="5400000" cy="2731579"/>
+            <wp:docPr id="3" name="Picture 3"/>
+            <wp:cNvGraphicFramePr>
+              <a:graphicFrameLocks noChangeAspect="1"/>
+            </wp:cNvGraphicFramePr>
+            <a:graphic>
+              <a:graphicData uri="http://schemas.openxmlformats.org/drawingml/2006/picture">
+                <pic:pic>
+                  <pic:nvPicPr>
+                    <pic:cNvPr id="0" name="ProcessoCapturaMovimentacaoStatuSchema.png"/>
+                    <pic:cNvPicPr/>
+                  </pic:nvPicPr>
+                  <pic:blipFill>
+                    <a:blip r:embed="rId15"/>
+                    <a:stretch>
+                      <a:fillRect/>
+                    </a:stretch>
+                  </pic:blipFill>
+                  <pic:spPr>
+                    <a:xfrm>
+                      <a:off x="0" y="0"/>
+                      <a:ext cx="5400000" cy="2731579"/>
+                    </a:xfrm>
+                    <a:prstGeom prst="rect"/>
+                  </pic:spPr>
+                </pic:pic>
+              </a:graphicData>
+            </a:graphic>
+          </wp:inline>
+        </w:drawing>
+      </w:r>
+    </w:p>
+    <w:p>
+      <w:r>
+        <w:t>Modelo de dados — Fonte/CodigoFonteAPI</w:t>
+      </w:r>
+    </w:p>
+    <w:p>
+      <w:r>
+        <w:drawing>
+          <wp:inline xmlns:a="http://schemas.openxmlformats.org/drawingml/2006/main" xmlns:pic="http://schemas.openxmlformats.org/drawingml/2006/picture">
+            <wp:extent cx="5400000" cy="2989286"/>
+            <wp:docPr id="4" name="Picture 4"/>
+            <wp:cNvGraphicFramePr>
+              <a:graphicFrameLocks noChangeAspect="1"/>
+            </wp:cNvGraphicFramePr>
+            <a:graphic>
+              <a:graphicData uri="http://schemas.openxmlformats.org/drawingml/2006/picture">
+                <pic:pic>
+                  <pic:nvPicPr>
+                    <pic:cNvPr id="0" name="FonteApiSchema.png"/>
+                    <pic:cNvPicPr/>
+                  </pic:nvPicPr>
+                  <pic:blipFill>
+                    <a:blip r:embed="rId16"/>
+                    <a:stretch>
+                      <a:fillRect/>
+                    </a:stretch>
+                  </pic:blipFill>
+                  <pic:spPr>
+                    <a:xfrm>
+                      <a:off x="0" y="0"/>
+                      <a:ext cx="5400000" cy="2989286"/>
+                    </a:xfrm>
+                    <a:prstGeom prst="rect"/>
+                  </pic:spPr>
+                </pic:pic>
+              </a:graphicData>
+            </a:graphic>
+          </wp:inline>
+        </w:drawing>
+      </w:r>
+    </w:p>
+    <w:p>
+      <w:r>
+        <w:t>Roteamento de fonte por CodigoFonteAPI</w:t>
+      </w:r>
+    </w:p>
+    <w:p>
+      <w:r>
+        <w:drawing>
+          <wp:inline xmlns:a="http://schemas.openxmlformats.org/drawingml/2006/main" xmlns:pic="http://schemas.openxmlformats.org/drawingml/2006/picture">
+            <wp:extent cx="5400000" cy="4125547"/>
+            <wp:docPr id="5" name="Picture 5"/>
+            <wp:cNvGraphicFramePr>
+              <a:graphicFrameLocks noChangeAspect="1"/>
+            </wp:cNvGraphicFramePr>
+            <a:graphic>
+              <a:graphicData uri="http://schemas.openxmlformats.org/drawingml/2006/picture">
+                <pic:pic>
+                  <pic:nvPicPr>
+                    <pic:cNvPr id="0" name="pcp-roteamento-codigofonteapi.png"/>
+                    <pic:cNvPicPr/>
+                  </pic:nvPicPr>
+                  <pic:blipFill>
+                    <a:blip r:embed="rId17"/>
+                    <a:stretch>
+                      <a:fillRect/>
+                    </a:stretch>
+                  </pic:blipFill>
+                  <pic:spPr>
+                    <a:xfrm>
+                      <a:off x="0" y="0"/>
+                      <a:ext cx="5400000" cy="4125547"/>
+                    </a:xfrm>
+                    <a:prstGeom prst="rect"/>
+                  </pic:spPr>
+                </pic:pic>
+              </a:graphicData>
+            </a:graphic>
+          </wp:inline>
+        </w:drawing>
+      </w:r>
+    </w:p>
     <w:sectPr>
       <w:headerReference w:type="default" r:id="rId9"/>
       <w:headerReference w:type="first" r:id="rId10"/>

--- a/mps-nivel-c/oficial/04_registros/AASP_CNJ/PCP-AASPCNJ01-001_Documento-de-Design.docx
+++ b/mps-nivel-c/oficial/04_registros/AASP_CNJ/PCP-AASPCNJ01-001_Documento-de-Design.docx
@@ -394,7 +394,7 @@
                 <w:i w:val="0"/>
                 <w:sz w:val="20"/>
               </w:rPr>
-              <w:t>Cezar Hiraki Velazquez (Arquiteto) · Cezar Hiraki Velazquez (GP / Tech Lead)</w:t>
+              <w:t>Cézar Hiraki Velázquez (Arquiteto) · Cézar Hiraki Velázquez (GP / Tech Lead)</w:t>
             </w:r>
           </w:p>
         </w:tc>
@@ -3853,7 +3853,7 @@
                 <w:i w:val="0"/>
                 <w:sz w:val="20"/>
               </w:rPr>
-              <w:t>Cezar Hiraki Velazquez / Raony Chagas</w:t>
+              <w:t>Cézar Hiraki Velázquez / Raony Chagas</w:t>
             </w:r>
           </w:p>
         </w:tc>

--- a/mps-nivel-c/oficial/04_registros/AASP_CNJ/PCP-AASPCNJ01-001_Documento-de-Design.docx
+++ b/mps-nivel-c/oficial/04_registros/AASP_CNJ/PCP-AASPCNJ01-001_Documento-de-Design.docx
@@ -34,7 +34,7 @@
           <w:color w:val="555555"/>
           <w:sz w:val="20"/>
         </w:rPr>
-        <w:t>PCP-AASPCNJ01-001   ·   Versão Data   ·   API REST pública   ·   Timeware Brasil</w:t>
+        <w:t>PCP-AASPCNJ01-001   ·   Versão 1.0   ·   11/06/2026   ·   Timeware Brasil</w:t>
       </w:r>
     </w:p>
     <w:p>

--- a/mps-nivel-c/oficial/04_registros/AASP_CNJ/PCP-AASPCNJ01-001_Documento-de-Design.docx
+++ b/mps-nivel-c/oficial/04_registros/AASP_CNJ/PCP-AASPCNJ01-001_Documento-de-Design.docx
@@ -34,7 +34,7 @@
           <w:color w:val="555555"/>
           <w:sz w:val="20"/>
         </w:rPr>
-        <w:t>PCP-AASPCNJ01-001   ·   Versão Data   ·   API REST pública   ·   Timeware Brasil</w:t>
+        <w:t>PCP-AASPCNJ01-001   ·   Versão 1.0   ·   11/06/2026   ·   Timeware Brasil</w:t>
       </w:r>
     </w:p>
     <w:p>
@@ -394,7 +394,7 @@
                 <w:i w:val="0"/>
                 <w:sz w:val="20"/>
               </w:rPr>
-              <w:t>Cézar Hiraki (Arquiteto) · Abraão Oliveira (GP / Tech Lead)</w:t>
+              <w:t>Cézar Hiraki Velázquez (Arquiteto) · Cézar Hiraki Velázquez (GP / Tech Lead)</w:t>
             </w:r>
           </w:p>
         </w:tc>
@@ -3853,7 +3853,7 @@
                 <w:i w:val="0"/>
                 <w:sz w:val="20"/>
               </w:rPr>
-              <w:t>Cézar Hiraki / Raony Chagas</w:t>
+              <w:t>Cézar Hiraki Velázquez / Raony Chagas</w:t>
             </w:r>
           </w:p>
         </w:tc>
@@ -4202,6 +4202,392 @@
         <w:spacing w:before="0" w:after="160"/>
       </w:pPr>
     </w:p>
+    <w:p>
+      <w:pPr>
+        <w:pStyle w:val="Heading1"/>
+        <w:keepNext/>
+        <w:keepLines/>
+        <w:pBdr>
+          <w:bottom w:val="single" w:sz="4" w:space="2" w:color="D6E4F0"/>
+        </w:pBdr>
+      </w:pPr>
+      <w:r>
+        <w:t>Evidências</w:t>
+      </w:r>
+    </w:p>
+    <w:p>
+      <w:pPr>
+        <w:pStyle w:val="ListBullet"/>
+        <w:spacing w:before="20" w:after="40"/>
+      </w:pPr>
+      <w:r>
+        <w:rPr>
+          <w:rFonts w:ascii="Courier New" w:hAnsi="Courier New"/>
+          <w:b w:val="0"/>
+          <w:i w:val="0"/>
+          <w:color w:val="333333"/>
+          <w:sz w:val="20"/>
+        </w:rPr>
+        <w:t>cnj_arquitetura.svg</w:t>
+      </w:r>
+      <w:r>
+        <w:rPr>
+          <w:rFonts w:ascii="Calibri" w:hAnsi="Calibri"/>
+          <w:b w:val="0"/>
+          <w:i w:val="0"/>
+          <w:sz w:val="22"/>
+        </w:rPr>
+        <w:t xml:space="preserve"> — Arquitetura da solução (WorkerAndamentos / DataJud-CNJ)</w:t>
+      </w:r>
+    </w:p>
+    <w:p>
+      <w:pPr>
+        <w:pStyle w:val="ListBullet"/>
+        <w:spacing w:before="20" w:after="40"/>
+      </w:pPr>
+      <w:r>
+        <w:rPr>
+          <w:rFonts w:ascii="Courier New" w:hAnsi="Courier New"/>
+          <w:b w:val="0"/>
+          <w:i w:val="0"/>
+          <w:color w:val="333333"/>
+          <w:sz w:val="20"/>
+        </w:rPr>
+        <w:t>ProcessoCapturaSchema.png</w:t>
+      </w:r>
+      <w:r>
+        <w:rPr>
+          <w:rFonts w:ascii="Calibri" w:hAnsi="Calibri"/>
+          <w:b w:val="0"/>
+          <w:i w:val="0"/>
+          <w:sz w:val="22"/>
+        </w:rPr>
+        <w:t xml:space="preserve"> — Modelo de dados — ProcessoCaptura (CodigoFonteAPI)</w:t>
+      </w:r>
+    </w:p>
+    <w:p>
+      <w:pPr>
+        <w:pStyle w:val="ListBullet"/>
+        <w:spacing w:before="20" w:after="40"/>
+      </w:pPr>
+      <w:r>
+        <w:rPr>
+          <w:rFonts w:ascii="Courier New" w:hAnsi="Courier New"/>
+          <w:b w:val="0"/>
+          <w:i w:val="0"/>
+          <w:color w:val="333333"/>
+          <w:sz w:val="20"/>
+        </w:rPr>
+        <w:t>ProcessoCapturaLoginSchema.png</w:t>
+      </w:r>
+      <w:r>
+        <w:rPr>
+          <w:rFonts w:ascii="Calibri" w:hAnsi="Calibri"/>
+          <w:b w:val="0"/>
+          <w:i w:val="0"/>
+          <w:sz w:val="22"/>
+        </w:rPr>
+        <w:t xml:space="preserve"> — Modelo de dados — ProcessoCapturaLogin (Observacao/Segredo)</w:t>
+      </w:r>
+    </w:p>
+    <w:p>
+      <w:pPr>
+        <w:pStyle w:val="ListBullet"/>
+        <w:spacing w:before="20" w:after="40"/>
+      </w:pPr>
+      <w:r>
+        <w:rPr>
+          <w:rFonts w:ascii="Courier New" w:hAnsi="Courier New"/>
+          <w:b w:val="0"/>
+          <w:i w:val="0"/>
+          <w:color w:val="333333"/>
+          <w:sz w:val="20"/>
+        </w:rPr>
+        <w:t>ProcessoCapturaMovimentacaoStatuSchema.png</w:t>
+      </w:r>
+      <w:r>
+        <w:rPr>
+          <w:rFonts w:ascii="Calibri" w:hAnsi="Calibri"/>
+          <w:b w:val="0"/>
+          <w:i w:val="0"/>
+          <w:sz w:val="22"/>
+        </w:rPr>
+        <w:t xml:space="preserve"> — Modelo de dados — ProcessoCapturaMovimentacaoStatus</w:t>
+      </w:r>
+    </w:p>
+    <w:p>
+      <w:pPr>
+        <w:pStyle w:val="ListBullet"/>
+        <w:spacing w:before="20" w:after="40"/>
+      </w:pPr>
+      <w:r>
+        <w:rPr>
+          <w:rFonts w:ascii="Courier New" w:hAnsi="Courier New"/>
+          <w:b w:val="0"/>
+          <w:i w:val="0"/>
+          <w:color w:val="333333"/>
+          <w:sz w:val="20"/>
+        </w:rPr>
+        <w:t>FonteApiSchema.png</w:t>
+      </w:r>
+      <w:r>
+        <w:rPr>
+          <w:rFonts w:ascii="Calibri" w:hAnsi="Calibri"/>
+          <w:b w:val="0"/>
+          <w:i w:val="0"/>
+          <w:sz w:val="22"/>
+        </w:rPr>
+        <w:t xml:space="preserve"> — Modelo de dados — Fonte/CodigoFonteAPI</w:t>
+      </w:r>
+    </w:p>
+    <w:p>
+      <w:pPr>
+        <w:pStyle w:val="ListBullet"/>
+        <w:spacing w:before="20" w:after="40"/>
+      </w:pPr>
+      <w:r>
+        <w:rPr>
+          <w:rFonts w:ascii="Courier New" w:hAnsi="Courier New"/>
+          <w:b w:val="0"/>
+          <w:i w:val="0"/>
+          <w:color w:val="333333"/>
+          <w:sz w:val="20"/>
+        </w:rPr>
+        <w:t>pcp-roteamento-codigofonteapi.png</w:t>
+      </w:r>
+      <w:r>
+        <w:rPr>
+          <w:rFonts w:ascii="Calibri" w:hAnsi="Calibri"/>
+          <w:b w:val="0"/>
+          <w:i w:val="0"/>
+          <w:sz w:val="22"/>
+        </w:rPr>
+        <w:t xml:space="preserve"> — Roteamento de fonte por CodigoFonteAPI</w:t>
+      </w:r>
+    </w:p>
+    <w:p>
+      <w:pPr>
+        <w:pStyle w:val="Heading1"/>
+      </w:pPr>
+      <w:r>
+        <w:t>Evidências (anexos)</w:t>
+      </w:r>
+    </w:p>
+    <w:p>
+      <w:r>
+        <w:t>Arquitetura da solução (WorkerAndamentos / DataJud-CNJ)</w:t>
+      </w:r>
+    </w:p>
+    <w:p>
+      <w:r>
+        <w:t>[anexo não-imagem: cnj_arquitetura.svg — ver pasta evidencias/]</w:t>
+      </w:r>
+    </w:p>
+    <w:p>
+      <w:r>
+        <w:t>Modelo de dados — ProcessoCaptura (CodigoFonteAPI)</w:t>
+      </w:r>
+    </w:p>
+    <w:p>
+      <w:r>
+        <w:drawing>
+          <wp:inline xmlns:a="http://schemas.openxmlformats.org/drawingml/2006/main" xmlns:pic="http://schemas.openxmlformats.org/drawingml/2006/picture">
+            <wp:extent cx="5400000" cy="3797118"/>
+            <wp:docPr id="1" name="Picture 1"/>
+            <wp:cNvGraphicFramePr>
+              <a:graphicFrameLocks noChangeAspect="1"/>
+            </wp:cNvGraphicFramePr>
+            <a:graphic>
+              <a:graphicData uri="http://schemas.openxmlformats.org/drawingml/2006/picture">
+                <pic:pic>
+                  <pic:nvPicPr>
+                    <pic:cNvPr id="0" name="ProcessoCapturaSchema.png"/>
+                    <pic:cNvPicPr/>
+                  </pic:nvPicPr>
+                  <pic:blipFill>
+                    <a:blip r:embed="rId13"/>
+                    <a:stretch>
+                      <a:fillRect/>
+                    </a:stretch>
+                  </pic:blipFill>
+                  <pic:spPr>
+                    <a:xfrm>
+                      <a:off x="0" y="0"/>
+                      <a:ext cx="5400000" cy="3797118"/>
+                    </a:xfrm>
+                    <a:prstGeom prst="rect"/>
+                  </pic:spPr>
+                </pic:pic>
+              </a:graphicData>
+            </a:graphic>
+          </wp:inline>
+        </w:drawing>
+      </w:r>
+    </w:p>
+    <w:p>
+      <w:r>
+        <w:t>Modelo de dados — ProcessoCapturaLogin (Observacao/Segredo)</w:t>
+      </w:r>
+    </w:p>
+    <w:p>
+      <w:r>
+        <w:drawing>
+          <wp:inline xmlns:a="http://schemas.openxmlformats.org/drawingml/2006/main" xmlns:pic="http://schemas.openxmlformats.org/drawingml/2006/picture">
+            <wp:extent cx="5400000" cy="2677437"/>
+            <wp:docPr id="2" name="Picture 2"/>
+            <wp:cNvGraphicFramePr>
+              <a:graphicFrameLocks noChangeAspect="1"/>
+            </wp:cNvGraphicFramePr>
+            <a:graphic>
+              <a:graphicData uri="http://schemas.openxmlformats.org/drawingml/2006/picture">
+                <pic:pic>
+                  <pic:nvPicPr>
+                    <pic:cNvPr id="0" name="ProcessoCapturaLoginSchema.png"/>
+                    <pic:cNvPicPr/>
+                  </pic:nvPicPr>
+                  <pic:blipFill>
+                    <a:blip r:embed="rId14"/>
+                    <a:stretch>
+                      <a:fillRect/>
+                    </a:stretch>
+                  </pic:blipFill>
+                  <pic:spPr>
+                    <a:xfrm>
+                      <a:off x="0" y="0"/>
+                      <a:ext cx="5400000" cy="2677437"/>
+                    </a:xfrm>
+                    <a:prstGeom prst="rect"/>
+                  </pic:spPr>
+                </pic:pic>
+              </a:graphicData>
+            </a:graphic>
+          </wp:inline>
+        </w:drawing>
+      </w:r>
+    </w:p>
+    <w:p>
+      <w:r>
+        <w:t>Modelo de dados — ProcessoCapturaMovimentacaoStatus</w:t>
+      </w:r>
+    </w:p>
+    <w:p>
+      <w:r>
+        <w:drawing>
+          <wp:inline xmlns:a="http://schemas.openxmlformats.org/drawingml/2006/main" xmlns:pic="http://schemas.openxmlformats.org/drawingml/2006/picture">
+            <wp:extent cx="5400000" cy="2731579"/>
+            <wp:docPr id="3" name="Picture 3"/>
+            <wp:cNvGraphicFramePr>
+              <a:graphicFrameLocks noChangeAspect="1"/>
+            </wp:cNvGraphicFramePr>
+            <a:graphic>
+              <a:graphicData uri="http://schemas.openxmlformats.org/drawingml/2006/picture">
+                <pic:pic>
+                  <pic:nvPicPr>
+                    <pic:cNvPr id="0" name="ProcessoCapturaMovimentacaoStatuSchema.png"/>
+                    <pic:cNvPicPr/>
+                  </pic:nvPicPr>
+                  <pic:blipFill>
+                    <a:blip r:embed="rId15"/>
+                    <a:stretch>
+                      <a:fillRect/>
+                    </a:stretch>
+                  </pic:blipFill>
+                  <pic:spPr>
+                    <a:xfrm>
+                      <a:off x="0" y="0"/>
+                      <a:ext cx="5400000" cy="2731579"/>
+                    </a:xfrm>
+                    <a:prstGeom prst="rect"/>
+                  </pic:spPr>
+                </pic:pic>
+              </a:graphicData>
+            </a:graphic>
+          </wp:inline>
+        </w:drawing>
+      </w:r>
+    </w:p>
+    <w:p>
+      <w:r>
+        <w:t>Modelo de dados — Fonte/CodigoFonteAPI</w:t>
+      </w:r>
+    </w:p>
+    <w:p>
+      <w:r>
+        <w:drawing>
+          <wp:inline xmlns:a="http://schemas.openxmlformats.org/drawingml/2006/main" xmlns:pic="http://schemas.openxmlformats.org/drawingml/2006/picture">
+            <wp:extent cx="5400000" cy="2989286"/>
+            <wp:docPr id="4" name="Picture 4"/>
+            <wp:cNvGraphicFramePr>
+              <a:graphicFrameLocks noChangeAspect="1"/>
+            </wp:cNvGraphicFramePr>
+            <a:graphic>
+              <a:graphicData uri="http://schemas.openxmlformats.org/drawingml/2006/picture">
+                <pic:pic>
+                  <pic:nvPicPr>
+                    <pic:cNvPr id="0" name="FonteApiSchema.png"/>
+                    <pic:cNvPicPr/>
+                  </pic:nvPicPr>
+                  <pic:blipFill>
+                    <a:blip r:embed="rId16"/>
+                    <a:stretch>
+                      <a:fillRect/>
+                    </a:stretch>
+                  </pic:blipFill>
+                  <pic:spPr>
+                    <a:xfrm>
+                      <a:off x="0" y="0"/>
+                      <a:ext cx="5400000" cy="2989286"/>
+                    </a:xfrm>
+                    <a:prstGeom prst="rect"/>
+                  </pic:spPr>
+                </pic:pic>
+              </a:graphicData>
+            </a:graphic>
+          </wp:inline>
+        </w:drawing>
+      </w:r>
+    </w:p>
+    <w:p>
+      <w:r>
+        <w:t>Roteamento de fonte por CodigoFonteAPI</w:t>
+      </w:r>
+    </w:p>
+    <w:p>
+      <w:r>
+        <w:drawing>
+          <wp:inline xmlns:a="http://schemas.openxmlformats.org/drawingml/2006/main" xmlns:pic="http://schemas.openxmlformats.org/drawingml/2006/picture">
+            <wp:extent cx="5400000" cy="4125547"/>
+            <wp:docPr id="5" name="Picture 5"/>
+            <wp:cNvGraphicFramePr>
+              <a:graphicFrameLocks noChangeAspect="1"/>
+            </wp:cNvGraphicFramePr>
+            <a:graphic>
+              <a:graphicData uri="http://schemas.openxmlformats.org/drawingml/2006/picture">
+                <pic:pic>
+                  <pic:nvPicPr>
+                    <pic:cNvPr id="0" name="pcp-roteamento-codigofonteapi.png"/>
+                    <pic:cNvPicPr/>
+                  </pic:nvPicPr>
+                  <pic:blipFill>
+                    <a:blip r:embed="rId17"/>
+                    <a:stretch>
+                      <a:fillRect/>
+                    </a:stretch>
+                  </pic:blipFill>
+                  <pic:spPr>
+                    <a:xfrm>
+                      <a:off x="0" y="0"/>
+                      <a:ext cx="5400000" cy="4125547"/>
+                    </a:xfrm>
+                    <a:prstGeom prst="rect"/>
+                  </pic:spPr>
+                </pic:pic>
+              </a:graphicData>
+            </a:graphic>
+          </wp:inline>
+        </w:drawing>
+      </w:r>
+    </w:p>
     <w:sectPr>
       <w:headerReference w:type="default" r:id="rId9"/>
       <w:headerReference w:type="first" r:id="rId10"/>

--- a/mps-nivel-c/oficial/04_registros/AASP_CNJ/PCP-AASPCNJ01-001_Documento-de-Design.docx
+++ b/mps-nivel-c/oficial/04_registros/AASP_CNJ/PCP-AASPCNJ01-001_Documento-de-Design.docx
@@ -394,7 +394,7 @@
                 <w:i w:val="0"/>
                 <w:sz w:val="20"/>
               </w:rPr>
-              <w:t>Cézar Hiraki Velázquez (Arquiteto) · Cézar Hiraki Velázquez (GP / Tech Lead)</w:t>
+              <w:t>Cézar Hiraki Velázquez (Tech Lead / DevOps / Arquiteto)</w:t>
             </w:r>
           </w:p>
         </w:tc>
@@ -3946,7 +3946,7 @@
           <w:i w:val="0"/>
           <w:sz w:val="22"/>
         </w:rPr>
-        <w:t>A decisão pela DataJud/CNJ como fonte primária foi formalizada na reunião de alinhamento técnico de 06/04/2026.</w:t>
+        <w:t>A decisão pela DataJud/CNJ como fonte primária foi formalizada na reunião de alinhamento técnico de 07/04/2026.</w:t>
       </w:r>
     </w:p>
     <w:p>

--- a/mps-nivel-c/oficial/04_registros/AASP_CNJ/PCP-AASPCNJ01-001_Documento-de-Design.docx
+++ b/mps-nivel-c/oficial/04_registros/AASP_CNJ/PCP-AASPCNJ01-001_Documento-de-Design.docx
@@ -4141,7 +4141,7 @@
                 <w:i w:val="0"/>
                 <w:sz w:val="20"/>
               </w:rPr>
-              <w:t>11/06/2026</w:t>
+              <w:t>01/10/2025</w:t>
             </w:r>
           </w:p>
         </w:tc>
@@ -4166,7 +4166,7 @@
                 <w:i w:val="0"/>
                 <w:sz w:val="20"/>
               </w:rPr>
-              <w:t>Time de Melhoria Contínua</w:t>
+              <w:t>Cézar Hiraki Velázquez (Tech Lead / Arquiteto)</w:t>
             </w:r>
           </w:p>
         </w:tc>
@@ -4191,7 +4191,7 @@
                 <w:i w:val="0"/>
                 <w:sz w:val="20"/>
               </w:rPr>
-              <w:t>Documento de design consolidado a partir do Registro de Projeto AASP_CNJ v1.0 (08/06/2026) — seção 4 (rotulada "OSW" na fonte) reclassificada como PCP.</w:t>
+              <w:t>Documento de design inicial (arquitetura da solução).</w:t>
             </w:r>
           </w:p>
         </w:tc>

--- a/mps-nivel-c/oficial/04_registros/AASP_CNJ/PCP-AASPCNJ01-001_Documento-de-Design.docx
+++ b/mps-nivel-c/oficial/04_registros/AASP_CNJ/PCP-AASPCNJ01-001_Documento-de-Design.docx
@@ -338,7 +338,7 @@
                 <w:i w:val="0"/>
                 <w:sz w:val="20"/>
               </w:rPr>
-              <w:t>11/06/2026</w:t>
+              <w:t>04/12/2025</w:t>
             </w:r>
           </w:p>
         </w:tc>
@@ -4141,7 +4141,7 @@
                 <w:i w:val="0"/>
                 <w:sz w:val="20"/>
               </w:rPr>
-              <w:t>11/06/2026</w:t>
+              <w:t>04/12/2025</w:t>
             </w:r>
           </w:p>
         </w:tc>
@@ -4166,7 +4166,7 @@
                 <w:i w:val="0"/>
                 <w:sz w:val="20"/>
               </w:rPr>
-              <w:t>Time de Melhoria Contínua</w:t>
+              <w:t>Equipe Técnica</w:t>
             </w:r>
           </w:p>
         </w:tc>

--- a/mps-nivel-c/oficial/04_registros/AASP_CNJ/PCP-AASPCNJ01-001_Documento-de-Design.docx
+++ b/mps-nivel-c/oficial/04_registros/AASP_CNJ/PCP-AASPCNJ01-001_Documento-de-Design.docx
@@ -34,7 +34,7 @@
           <w:color w:val="555555"/>
           <w:sz w:val="20"/>
         </w:rPr>
-        <w:t>PCP-AASPCNJ01-001   ·   Versão 1.0   ·   11/06/2026   ·   Timeware Brasil</w:t>
+        <w:t>PCP-AASPCNJ01-001   ·   Versão 1.0   ·   04/12/2025   ·   Timeware Brasil</w:t>
       </w:r>
     </w:p>
     <w:p>
@@ -4191,7 +4191,7 @@
                 <w:i w:val="0"/>
                 <w:sz w:val="20"/>
               </w:rPr>
-              <w:t>Documento de design consolidado a partir do Registro de Projeto AASP_CNJ v1.0 (08/06/2026) — seção 4 (rotulada "OSW" na fonte) reclassificada como PCP.</w:t>
+              <w:t>Documento de design consolidado a partir do Registro de Projeto AASP_CNJ v1.0 — seção 4 (rotulada "OSW" na fonte) reclassificada como PCP.</w:t>
             </w:r>
           </w:p>
         </w:tc>
